--- a/CV_Docx.docx
+++ b/CV_Docx.docx
@@ -7,6 +7,7 @@
         <w:pStyle w:val="Title"/>
         <w:jc w:val="center"/>
       </w:pPr>
+      <w:proofErr w:type="spellStart"/>
       <w:r>
         <w:rPr>
           <w:rFonts w:ascii="Eras Bold ITC" w:hAnsi="Eras Bold ITC"/>
@@ -16,7 +17,19 @@
           <w:sz w:val="72"/>
           <w:szCs w:val="72"/>
         </w:rPr>
-        <w:t xml:space="preserve">Ehab </w:t>
+        <w:t>Ehab</w:t>
+      </w:r>
+      <w:proofErr w:type="spellEnd"/>
+      <w:r>
+        <w:rPr>
+          <w:rFonts w:ascii="Eras Bold ITC" w:hAnsi="Eras Bold ITC"/>
+          <w:b/>
+          <w:bCs/>
+          <w:color w:val="000000" w:themeColor="text1"/>
+          <w:sz w:val="72"/>
+          <w:szCs w:val="72"/>
+        </w:rPr>
+        <w:t xml:space="preserve"> </w:t>
       </w:r>
       <w:proofErr w:type="spellStart"/>
       <w:r>
@@ -103,17 +116,7 @@
           <w:sz w:val="21"/>
           <w:szCs w:val="21"/>
         </w:rPr>
-        <w:t>Android a</w:t>
-      </w:r>
-      <w:bookmarkStart w:id="0" w:name="_GoBack"/>
-      <w:bookmarkEnd w:id="0"/>
-      <w:r>
-        <w:rPr>
-          <w:rStyle w:val="Strong"/>
-          <w:sz w:val="21"/>
-          <w:szCs w:val="21"/>
-        </w:rPr>
-        <w:t>nd iOS.</w:t>
+        <w:t>Android and iOS.</w:t>
       </w:r>
       <w:r>
         <w:rPr>
@@ -159,15 +162,7 @@
           <w:sz w:val="21"/>
           <w:szCs w:val="21"/>
         </w:rPr>
-        <w:t>English</w:t>
-      </w:r>
-      <w:r>
-        <w:rPr>
-          <w:rStyle w:val="Strong"/>
-          <w:sz w:val="21"/>
-          <w:szCs w:val="21"/>
-        </w:rPr>
-        <w:t xml:space="preserve"> </w:t>
+        <w:t xml:space="preserve">English </w:t>
       </w:r>
       <w:r>
         <w:rPr>
@@ -284,7 +279,39 @@
           <w:sz w:val="21"/>
           <w:szCs w:val="21"/>
         </w:rPr>
-        <w:t xml:space="preserve"> | Nov 2023 – Present</w:t>
+        <w:t xml:space="preserve"> | </w:t>
+      </w:r>
+      <w:r>
+        <w:rPr>
+          <w:i/>
+          <w:sz w:val="21"/>
+          <w:szCs w:val="21"/>
+        </w:rPr>
+        <w:t>Jan</w:t>
+      </w:r>
+      <w:r>
+        <w:rPr>
+          <w:i/>
+          <w:sz w:val="21"/>
+          <w:szCs w:val="21"/>
+        </w:rPr>
+        <w:t xml:space="preserve"> 202</w:t>
+      </w:r>
+      <w:r>
+        <w:rPr>
+          <w:i/>
+          <w:sz w:val="21"/>
+          <w:szCs w:val="21"/>
+        </w:rPr>
+        <w:t>4</w:t>
+      </w:r>
+      <w:r>
+        <w:rPr>
+          <w:i/>
+          <w:sz w:val="21"/>
+          <w:szCs w:val="21"/>
+        </w:rPr>
+        <w:t xml:space="preserve"> – Present</w:t>
       </w:r>
     </w:p>
     <w:p>
@@ -353,7 +380,51 @@
           <w:sz w:val="21"/>
           <w:szCs w:val="21"/>
         </w:rPr>
-        <w:t xml:space="preserve"> | Oct 2021 – Nov 2023</w:t>
+        <w:t xml:space="preserve"> | </w:t>
+      </w:r>
+      <w:r>
+        <w:rPr>
+          <w:rFonts w:ascii="Arial" w:hAnsi="Arial" w:cs="Arial"/>
+          <w:i/>
+          <w:iCs/>
+          <w:color w:val="202122"/>
+          <w:shd w:val="clear" w:color="auto" w:fill="FFFFFF"/>
+        </w:rPr>
+        <w:t>Apr</w:t>
+      </w:r>
+      <w:r>
+        <w:rPr>
+          <w:rFonts w:ascii="Arial" w:hAnsi="Arial" w:cs="Arial"/>
+          <w:i/>
+          <w:iCs/>
+          <w:color w:val="202122"/>
+          <w:shd w:val="clear" w:color="auto" w:fill="FFFFFF"/>
+        </w:rPr>
+        <w:t xml:space="preserve"> </w:t>
+      </w:r>
+      <w:r>
+        <w:rPr>
+          <w:i/>
+          <w:sz w:val="21"/>
+          <w:szCs w:val="21"/>
+        </w:rPr>
+        <w:t xml:space="preserve">2021 – </w:t>
+      </w:r>
+      <w:r>
+        <w:rPr>
+          <w:i/>
+          <w:sz w:val="21"/>
+          <w:szCs w:val="21"/>
+        </w:rPr>
+        <w:t>Dec</w:t>
+      </w:r>
+      <w:r>
+        <w:rPr>
+          <w:i/>
+          <w:sz w:val="21"/>
+          <w:szCs w:val="21"/>
+        </w:rPr>
+        <w:t xml:space="preserve"> 2023</w:t>
       </w:r>
     </w:p>
     <w:p>
@@ -399,8 +470,38 @@
           <w:sz w:val="21"/>
           <w:szCs w:val="21"/>
         </w:rPr>
-        <w:t xml:space="preserve"> | Feb 2020 – Mar 2021</w:t>
+        <w:t xml:space="preserve"> | </w:t>
       </w:r>
+      <w:r>
+        <w:rPr>
+          <w:rFonts w:ascii="Arial" w:hAnsi="Arial" w:cs="Arial"/>
+          <w:i/>
+          <w:iCs/>
+          <w:color w:val="202122"/>
+          <w:shd w:val="clear" w:color="auto" w:fill="FFFFFF"/>
+        </w:rPr>
+        <w:t>Jun</w:t>
+      </w:r>
+      <w:r>
+        <w:rPr>
+          <w:rFonts w:ascii="Arial" w:hAnsi="Arial" w:cs="Arial"/>
+          <w:i/>
+          <w:iCs/>
+          <w:color w:val="202122"/>
+          <w:shd w:val="clear" w:color="auto" w:fill="FFFFFF"/>
+        </w:rPr>
+        <w:t xml:space="preserve"> </w:t>
+      </w:r>
+      <w:r>
+        <w:rPr>
+          <w:i/>
+          <w:sz w:val="21"/>
+          <w:szCs w:val="21"/>
+        </w:rPr>
+        <w:t>2020 – Mar 2021</w:t>
+      </w:r>
+      <w:bookmarkStart w:id="0" w:name="_GoBack"/>
+      <w:bookmarkEnd w:id="0"/>
     </w:p>
     <w:p>
       <w:pPr>
@@ -12575,7 +12676,7 @@
 </file>
 
 <file path=customXml/itemProps1.xml><?xml version="1.0" encoding="utf-8"?>
-<ds:datastoreItem xmlns:ds="http://schemas.openxmlformats.org/officeDocument/2006/customXml" ds:itemID="{242FBF4F-ABDD-4A09-9D9F-C416677B8047}">
+<ds:datastoreItem xmlns:ds="http://schemas.openxmlformats.org/officeDocument/2006/customXml" ds:itemID="{450ED5CC-7575-4690-83C1-214EEE7D5F10}">
   <ds:schemaRefs>
     <ds:schemaRef ds:uri="http://schemas.openxmlformats.org/officeDocument/2006/bibliography"/>
   </ds:schemaRefs>

--- a/CV_Docx.docx
+++ b/CV_Docx.docx
@@ -7,7 +7,6 @@
         <w:pStyle w:val="Title"/>
         <w:jc w:val="center"/>
       </w:pPr>
-      <w:proofErr w:type="spellStart"/>
       <w:r>
         <w:rPr>
           <w:rFonts w:ascii="Eras Bold ITC" w:hAnsi="Eras Bold ITC"/>
@@ -17,19 +16,7 @@
           <w:sz w:val="72"/>
           <w:szCs w:val="72"/>
         </w:rPr>
-        <w:t>Ehab</w:t>
-      </w:r>
-      <w:proofErr w:type="spellEnd"/>
-      <w:r>
-        <w:rPr>
-          <w:rFonts w:ascii="Eras Bold ITC" w:hAnsi="Eras Bold ITC"/>
-          <w:b/>
-          <w:bCs/>
-          <w:color w:val="000000" w:themeColor="text1"/>
-          <w:sz w:val="72"/>
-          <w:szCs w:val="72"/>
-        </w:rPr>
-        <w:t xml:space="preserve"> </w:t>
+        <w:t xml:space="preserve">Ehab </w:t>
       </w:r>
       <w:proofErr w:type="spellStart"/>
       <w:r>
@@ -287,7 +274,7 @@
           <w:sz w:val="21"/>
           <w:szCs w:val="21"/>
         </w:rPr>
-        <w:t>Jan</w:t>
+        <w:t>Feb</w:t>
       </w:r>
       <w:r>
         <w:rPr>
@@ -390,17 +377,7 @@
           <w:color w:val="202122"/>
           <w:shd w:val="clear" w:color="auto" w:fill="FFFFFF"/>
         </w:rPr>
-        <w:t>Apr</w:t>
-      </w:r>
-      <w:r>
-        <w:rPr>
-          <w:rFonts w:ascii="Arial" w:hAnsi="Arial" w:cs="Arial"/>
-          <w:i/>
-          <w:iCs/>
-          <w:color w:val="202122"/>
-          <w:shd w:val="clear" w:color="auto" w:fill="FFFFFF"/>
-        </w:rPr>
-        <w:t xml:space="preserve"> </w:t>
+        <w:t xml:space="preserve">Apr </w:t>
       </w:r>
       <w:r>
         <w:rPr>
@@ -408,7 +385,7 @@
           <w:sz w:val="21"/>
           <w:szCs w:val="21"/>
         </w:rPr>
-        <w:t xml:space="preserve">2021 – </w:t>
+        <w:t>202</w:t>
       </w:r>
       <w:r>
         <w:rPr>
@@ -416,7 +393,7 @@
           <w:sz w:val="21"/>
           <w:szCs w:val="21"/>
         </w:rPr>
-        <w:t>Dec</w:t>
+        <w:t>2</w:t>
       </w:r>
       <w:r>
         <w:rPr>
@@ -424,7 +401,31 @@
           <w:sz w:val="21"/>
           <w:szCs w:val="21"/>
         </w:rPr>
-        <w:t xml:space="preserve"> 2023</w:t>
+        <w:t xml:space="preserve"> – </w:t>
+      </w:r>
+      <w:r>
+        <w:rPr>
+          <w:i/>
+          <w:sz w:val="21"/>
+          <w:szCs w:val="21"/>
+        </w:rPr>
+        <w:t>Jan</w:t>
+      </w:r>
+      <w:r>
+        <w:rPr>
+          <w:i/>
+          <w:sz w:val="21"/>
+          <w:szCs w:val="21"/>
+        </w:rPr>
+        <w:t xml:space="preserve"> 202</w:t>
+      </w:r>
+      <w:r>
+        <w:rPr>
+          <w:i/>
+          <w:sz w:val="21"/>
+          <w:szCs w:val="21"/>
+        </w:rPr>
+        <w:t>4</w:t>
       </w:r>
     </w:p>
     <w:p>
@@ -480,17 +481,7 @@
           <w:color w:val="202122"/>
           <w:shd w:val="clear" w:color="auto" w:fill="FFFFFF"/>
         </w:rPr>
-        <w:t>Jun</w:t>
-      </w:r>
-      <w:r>
-        <w:rPr>
-          <w:rFonts w:ascii="Arial" w:hAnsi="Arial" w:cs="Arial"/>
-          <w:i/>
-          <w:iCs/>
-          <w:color w:val="202122"/>
-          <w:shd w:val="clear" w:color="auto" w:fill="FFFFFF"/>
-        </w:rPr>
-        <w:t xml:space="preserve"> </w:t>
+        <w:t xml:space="preserve">Jun </w:t>
       </w:r>
       <w:r>
         <w:rPr>
@@ -498,10 +489,18 @@
           <w:sz w:val="21"/>
           <w:szCs w:val="21"/>
         </w:rPr>
-        <w:t>2020 – Mar 2021</w:t>
+        <w:t xml:space="preserve">2020 – Mar </w:t>
       </w:r>
       <w:bookmarkStart w:id="0" w:name="_GoBack"/>
       <w:bookmarkEnd w:id="0"/>
+      <w:r>
+        <w:rPr>
+          <w:i/>
+          <w:sz w:val="21"/>
+          <w:szCs w:val="21"/>
+        </w:rPr>
+        <w:t>2021</w:t>
+      </w:r>
     </w:p>
     <w:p>
       <w:pPr>
@@ -12676,7 +12675,7 @@
 </file>
 
 <file path=customXml/itemProps1.xml><?xml version="1.0" encoding="utf-8"?>
-<ds:datastoreItem xmlns:ds="http://schemas.openxmlformats.org/officeDocument/2006/customXml" ds:itemID="{450ED5CC-7575-4690-83C1-214EEE7D5F10}">
+<ds:datastoreItem xmlns:ds="http://schemas.openxmlformats.org/officeDocument/2006/customXml" ds:itemID="{A4AE9FE1-FD97-4723-9298-55F592F2A8D7}">
   <ds:schemaRefs>
     <ds:schemaRef ds:uri="http://schemas.openxmlformats.org/officeDocument/2006/bibliography"/>
   </ds:schemaRefs>

--- a/CV_Docx.docx
+++ b/CV_Docx.docx
@@ -7,6 +7,7 @@
         <w:pStyle w:val="Title"/>
         <w:jc w:val="center"/>
       </w:pPr>
+      <w:proofErr w:type="spellStart"/>
       <w:r>
         <w:rPr>
           <w:rFonts w:ascii="Eras Bold ITC" w:hAnsi="Eras Bold ITC"/>
@@ -16,7 +17,19 @@
           <w:sz w:val="72"/>
           <w:szCs w:val="72"/>
         </w:rPr>
-        <w:t xml:space="preserve">Ehab </w:t>
+        <w:t>Ehab</w:t>
+      </w:r>
+      <w:proofErr w:type="spellEnd"/>
+      <w:r>
+        <w:rPr>
+          <w:rFonts w:ascii="Eras Bold ITC" w:hAnsi="Eras Bold ITC"/>
+          <w:b/>
+          <w:bCs/>
+          <w:color w:val="000000" w:themeColor="text1"/>
+          <w:sz w:val="72"/>
+          <w:szCs w:val="72"/>
+        </w:rPr>
+        <w:t xml:space="preserve"> </w:t>
       </w:r>
       <w:proofErr w:type="spellStart"/>
       <w:r>
@@ -55,16 +68,71 @@
     <w:p>
       <w:pPr>
         <w:jc w:val="center"/>
+        <w:rPr>
+          <w:b/>
+          <w:bCs/>
+        </w:rPr>
       </w:pPr>
+      <w:proofErr w:type="spellStart"/>
       <w:r>
-        <w:t>Cairo, Egypt | (+20) 101-861-6456 | ehabelbwab75@gmail.com</w:t>
+        <w:rPr>
+          <w:b/>
+          <w:bCs/>
+        </w:rPr>
+        <w:t>Damanhour</w:t>
+      </w:r>
+      <w:proofErr w:type="spellEnd"/>
+      <w:r>
+        <w:rPr>
+          <w:b/>
+          <w:bCs/>
+        </w:rPr>
+        <w:t xml:space="preserve">, </w:t>
+      </w:r>
+      <w:proofErr w:type="spellStart"/>
+      <w:r>
+        <w:rPr>
+          <w:b/>
+          <w:bCs/>
+        </w:rPr>
+        <w:t>Beheira</w:t>
+      </w:r>
+      <w:proofErr w:type="spellEnd"/>
+      <w:r>
+        <w:rPr>
+          <w:b/>
+          <w:bCs/>
+        </w:rPr>
+        <w:t>, Egypt</w:t>
+      </w:r>
+      <w:r>
+        <w:rPr>
+          <w:b/>
+          <w:bCs/>
+        </w:rPr>
+        <w:t xml:space="preserve"> </w:t>
+      </w:r>
+      <w:r>
+        <w:rPr>
+          <w:b/>
+          <w:bCs/>
+        </w:rPr>
+        <w:t>| (+20) 101-861-6456 | ehabelbwab75@gmail.com</w:t>
       </w:r>
     </w:p>
     <w:p>
       <w:pPr>
         <w:pStyle w:val="Heading1"/>
+        <w:rPr>
+          <w:sz w:val="36"/>
+          <w:szCs w:val="36"/>
+        </w:rPr>
       </w:pPr>
       <w:r>
+        <w:rPr>
+          <w:sz w:val="36"/>
+          <w:szCs w:val="36"/>
+        </w:rPr>
         <w:t>Summary</w:t>
       </w:r>
     </w:p>
@@ -136,42 +204,118 @@
         <w:br/>
       </w:r>
       <w:r>
-        <w:rPr>
-          <w:rStyle w:val="Strong"/>
-          <w:sz w:val="21"/>
-          <w:szCs w:val="21"/>
-        </w:rPr>
-        <w:t xml:space="preserve">Fluent in </w:t>
+        <w:t xml:space="preserve">Able to collaborate effectively in both </w:t>
       </w:r>
       <w:r>
         <w:rPr>
-          <w:rStyle w:val="Strong"/>
-          <w:sz w:val="21"/>
-          <w:szCs w:val="21"/>
+          <w:b/>
+          <w:bCs/>
         </w:rPr>
-        <w:t xml:space="preserve">English </w:t>
+        <w:t>English</w:t>
+      </w:r>
+      <w:r>
+        <w:t xml:space="preserve"> and </w:t>
       </w:r>
       <w:r>
         <w:rPr>
-          <w:rStyle w:val="Strong"/>
-          <w:sz w:val="21"/>
-          <w:szCs w:val="21"/>
+          <w:b/>
+          <w:bCs/>
         </w:rPr>
-        <w:t>and Arabic</w:t>
+        <w:t>Arabic</w:t>
       </w:r>
       <w:r>
+        <w:t xml:space="preserve"> environments.</w:t>
+      </w:r>
+    </w:p>
+    <w:p>
+      <w:pPr>
         <w:rPr>
           <w:sz w:val="21"/>
           <w:szCs w:val="21"/>
         </w:rPr>
-        <w:t>.</w:t>
+      </w:pPr>
+      <w:r>
+        <w:rPr>
+          <w:rFonts w:asciiTheme="majorBidi" w:hAnsiTheme="majorBidi" w:cstheme="majorBidi"/>
+          <w:noProof/>
+          <w:sz w:val="21"/>
+          <w:szCs w:val="21"/>
+        </w:rPr>
+        <mc:AlternateContent>
+          <mc:Choice Requires="wps">
+            <w:drawing>
+              <wp:anchor distT="0" distB="0" distL="114300" distR="114300" simplePos="0" relativeHeight="251662848" behindDoc="0" locked="0" layoutInCell="1" allowOverlap="1" wp14:anchorId="70766D76" wp14:editId="0A522A67">
+                <wp:simplePos x="0" y="0"/>
+                <wp:positionH relativeFrom="column">
+                  <wp:posOffset>41189</wp:posOffset>
+                </wp:positionH>
+                <wp:positionV relativeFrom="paragraph">
+                  <wp:posOffset>136319</wp:posOffset>
+                </wp:positionV>
+                <wp:extent cx="914400" cy="0"/>
+                <wp:effectExtent l="0" t="0" r="19050" b="19050"/>
+                <wp:wrapNone/>
+                <wp:docPr id="9" name="Straight Connector 9"/>
+                <wp:cNvGraphicFramePr/>
+                <a:graphic xmlns:a="http://schemas.openxmlformats.org/drawingml/2006/main">
+                  <a:graphicData uri="http://schemas.microsoft.com/office/word/2010/wordprocessingShape">
+                    <wps:wsp>
+                      <wps:cNvCnPr/>
+                      <wps:spPr>
+                        <a:xfrm>
+                          <a:off x="0" y="0"/>
+                          <a:ext cx="914400" cy="0"/>
+                        </a:xfrm>
+                        <a:prstGeom prst="line">
+                          <a:avLst/>
+                        </a:prstGeom>
+                        <a:effectLst/>
+                      </wps:spPr>
+                      <wps:style>
+                        <a:lnRef idx="2">
+                          <a:schemeClr val="dk1"/>
+                        </a:lnRef>
+                        <a:fillRef idx="0">
+                          <a:schemeClr val="dk1"/>
+                        </a:fillRef>
+                        <a:effectRef idx="1">
+                          <a:schemeClr val="dk1"/>
+                        </a:effectRef>
+                        <a:fontRef idx="minor">
+                          <a:schemeClr val="tx1"/>
+                        </a:fontRef>
+                      </wps:style>
+                      <wps:bodyPr/>
+                    </wps:wsp>
+                  </a:graphicData>
+                </a:graphic>
+                <wp14:sizeRelH relativeFrom="margin">
+                  <wp14:pctWidth>0</wp14:pctWidth>
+                </wp14:sizeRelH>
+              </wp:anchor>
+            </w:drawing>
+          </mc:Choice>
+          <mc:Fallback>
+            <w:pict>
+              <v:line w14:anchorId="774BBA1F" id="Straight Connector 9" o:spid="_x0000_s1026" style="position:absolute;z-index:251662848;visibility:visible;mso-wrap-style:square;mso-width-percent:0;mso-wrap-distance-left:9pt;mso-wrap-distance-top:0;mso-wrap-distance-right:9pt;mso-wrap-distance-bottom:0;mso-position-horizontal:absolute;mso-position-horizontal-relative:text;mso-position-vertical:absolute;mso-position-vertical-relative:text;mso-width-percent:0;mso-width-relative:margin" from="3.25pt,10.75pt" to="75.25pt,10.75pt" o:gfxdata="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" strokecolor="black [3200]" strokeweight="2pt"/>
+            </w:pict>
+          </mc:Fallback>
+        </mc:AlternateContent>
       </w:r>
     </w:p>
     <w:p>
       <w:pPr>
         <w:pStyle w:val="Heading1"/>
+        <w:rPr>
+          <w:sz w:val="36"/>
+          <w:szCs w:val="36"/>
+        </w:rPr>
       </w:pPr>
       <w:r>
+        <w:rPr>
+          <w:sz w:val="36"/>
+          <w:szCs w:val="36"/>
+        </w:rPr>
         <w:t>Skills</w:t>
       </w:r>
     </w:p>
@@ -182,6 +326,79 @@
           <w:szCs w:val="21"/>
         </w:rPr>
       </w:pPr>
+      <w:r>
+        <w:rPr>
+          <w:rFonts w:ascii="Arial" w:hAnsi="Arial" w:cs="Arial"/>
+          <w:noProof/>
+          <w:sz w:val="21"/>
+          <w:szCs w:val="21"/>
+        </w:rPr>
+        <mc:AlternateContent>
+          <mc:Choice Requires="wps">
+            <w:drawing>
+              <wp:anchor distT="0" distB="0" distL="114300" distR="114300" simplePos="0" relativeHeight="251656704" behindDoc="0" locked="0" layoutInCell="1" allowOverlap="1">
+                <wp:simplePos x="0" y="0"/>
+                <wp:positionH relativeFrom="column">
+                  <wp:posOffset>45085</wp:posOffset>
+                </wp:positionH>
+                <wp:positionV relativeFrom="paragraph">
+                  <wp:posOffset>429895</wp:posOffset>
+                </wp:positionV>
+                <wp:extent cx="914400" cy="0"/>
+                <wp:effectExtent l="0" t="0" r="19050" b="19050"/>
+                <wp:wrapNone/>
+                <wp:docPr id="5" name="Straight Connector 5"/>
+                <wp:cNvGraphicFramePr/>
+                <a:graphic xmlns:a="http://schemas.openxmlformats.org/drawingml/2006/main">
+                  <a:graphicData uri="http://schemas.microsoft.com/office/word/2010/wordprocessingShape">
+                    <wps:wsp>
+                      <wps:cNvCnPr/>
+                      <wps:spPr>
+                        <a:xfrm>
+                          <a:off x="0" y="0"/>
+                          <a:ext cx="914400" cy="0"/>
+                        </a:xfrm>
+                        <a:prstGeom prst="line">
+                          <a:avLst/>
+                        </a:prstGeom>
+                        <a:ln>
+                          <a:solidFill>
+                            <a:schemeClr val="tx1"/>
+                          </a:solidFill>
+                        </a:ln>
+                        <a:effectLst/>
+                      </wps:spPr>
+                      <wps:style>
+                        <a:lnRef idx="2">
+                          <a:schemeClr val="dk1"/>
+                        </a:lnRef>
+                        <a:fillRef idx="0">
+                          <a:schemeClr val="dk1"/>
+                        </a:fillRef>
+                        <a:effectRef idx="1">
+                          <a:schemeClr val="dk1"/>
+                        </a:effectRef>
+                        <a:fontRef idx="minor">
+                          <a:schemeClr val="tx1"/>
+                        </a:fontRef>
+                      </wps:style>
+                      <wps:bodyPr/>
+                    </wps:wsp>
+                  </a:graphicData>
+                </a:graphic>
+                <wp14:sizeRelH relativeFrom="margin">
+                  <wp14:pctWidth>0</wp14:pctWidth>
+                </wp14:sizeRelH>
+              </wp:anchor>
+            </w:drawing>
+          </mc:Choice>
+          <mc:Fallback>
+            <w:pict>
+              <v:line w14:anchorId="6C30EE38" id="Straight Connector 5" o:spid="_x0000_s1026" style="position:absolute;z-index:251656704;visibility:visible;mso-wrap-style:square;mso-width-percent:0;mso-wrap-distance-left:9pt;mso-wrap-distance-top:0;mso-wrap-distance-right:9pt;mso-wrap-distance-bottom:0;mso-position-horizontal:absolute;mso-position-horizontal-relative:text;mso-position-vertical:absolute;mso-position-vertical-relative:text;mso-width-percent:0;mso-width-relative:margin" from="3.55pt,33.85pt" to="75.55pt,33.85pt" o:gfxdata="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" strokecolor="black [3213]" strokeweight="2pt"/>
+            </w:pict>
+          </mc:Fallback>
+        </mc:AlternateContent>
+      </w:r>
       <w:r>
         <w:rPr>
           <w:sz w:val="21"/>
@@ -217,14 +434,31 @@
         </w:rPr>
         <w:t>| Problem Solving</w:t>
       </w:r>
+      <w:r>
+        <w:rPr>
+          <w:sz w:val="21"/>
+          <w:szCs w:val="21"/>
+        </w:rPr>
+        <w:br/>
+      </w:r>
     </w:p>
     <w:p>
       <w:pPr>
         <w:pStyle w:val="Heading1"/>
+        <w:rPr>
+          <w:sz w:val="36"/>
+          <w:szCs w:val="36"/>
+        </w:rPr>
       </w:pPr>
       <w:r>
+        <w:rPr>
+          <w:sz w:val="36"/>
+          <w:szCs w:val="36"/>
+        </w:rPr>
         <w:t>Experience</w:t>
       </w:r>
+      <w:bookmarkStart w:id="0" w:name="_GoBack"/>
+      <w:bookmarkEnd w:id="0"/>
     </w:p>
     <w:p>
       <w:pPr>
@@ -489,17 +723,7 @@
           <w:sz w:val="21"/>
           <w:szCs w:val="21"/>
         </w:rPr>
-        <w:t xml:space="preserve">2020 – Mar </w:t>
-      </w:r>
-      <w:bookmarkStart w:id="0" w:name="_GoBack"/>
-      <w:bookmarkEnd w:id="0"/>
-      <w:r>
-        <w:rPr>
-          <w:i/>
-          <w:sz w:val="21"/>
-          <w:szCs w:val="21"/>
-        </w:rPr>
-        <w:t>2021</w:t>
+        <w:t>2020 – Mar 2021</w:t>
       </w:r>
     </w:p>
     <w:p>
@@ -605,9 +829,93 @@
     </w:p>
     <w:p>
       <w:pPr>
-        <w:pStyle w:val="Heading1"/>
+        <w:rPr>
+          <w:iCs/>
+          <w:sz w:val="21"/>
+          <w:szCs w:val="21"/>
+        </w:rPr>
       </w:pPr>
       <w:r>
+        <w:rPr>
+          <w:noProof/>
+          <w:sz w:val="21"/>
+          <w:szCs w:val="21"/>
+        </w:rPr>
+        <mc:AlternateContent>
+          <mc:Choice Requires="wps">
+            <w:drawing>
+              <wp:anchor distT="0" distB="0" distL="114300" distR="114300" simplePos="0" relativeHeight="251654656" behindDoc="0" locked="0" layoutInCell="1" allowOverlap="1" wp14:anchorId="235D2EC0" wp14:editId="48D73359">
+                <wp:simplePos x="0" y="0"/>
+                <wp:positionH relativeFrom="column">
+                  <wp:posOffset>41189</wp:posOffset>
+                </wp:positionH>
+                <wp:positionV relativeFrom="paragraph">
+                  <wp:posOffset>136319</wp:posOffset>
+                </wp:positionV>
+                <wp:extent cx="914400" cy="0"/>
+                <wp:effectExtent l="0" t="0" r="19050" b="19050"/>
+                <wp:wrapNone/>
+                <wp:docPr id="8" name="Straight Connector 8"/>
+                <wp:cNvGraphicFramePr/>
+                <a:graphic xmlns:a="http://schemas.openxmlformats.org/drawingml/2006/main">
+                  <a:graphicData uri="http://schemas.microsoft.com/office/word/2010/wordprocessingShape">
+                    <wps:wsp>
+                      <wps:cNvCnPr/>
+                      <wps:spPr>
+                        <a:xfrm>
+                          <a:off x="0" y="0"/>
+                          <a:ext cx="914400" cy="0"/>
+                        </a:xfrm>
+                        <a:prstGeom prst="line">
+                          <a:avLst/>
+                        </a:prstGeom>
+                        <a:effectLst/>
+                      </wps:spPr>
+                      <wps:style>
+                        <a:lnRef idx="2">
+                          <a:schemeClr val="dk1"/>
+                        </a:lnRef>
+                        <a:fillRef idx="0">
+                          <a:schemeClr val="dk1"/>
+                        </a:fillRef>
+                        <a:effectRef idx="1">
+                          <a:schemeClr val="dk1"/>
+                        </a:effectRef>
+                        <a:fontRef idx="minor">
+                          <a:schemeClr val="tx1"/>
+                        </a:fontRef>
+                      </wps:style>
+                      <wps:bodyPr/>
+                    </wps:wsp>
+                  </a:graphicData>
+                </a:graphic>
+                <wp14:sizeRelH relativeFrom="margin">
+                  <wp14:pctWidth>0</wp14:pctWidth>
+                </wp14:sizeRelH>
+              </wp:anchor>
+            </w:drawing>
+          </mc:Choice>
+          <mc:Fallback>
+            <w:pict>
+              <v:line w14:anchorId="3D338531" id="Straight Connector 8" o:spid="_x0000_s1026" style="position:absolute;z-index:251654656;visibility:visible;mso-wrap-style:square;mso-width-percent:0;mso-wrap-distance-left:9pt;mso-wrap-distance-top:0;mso-wrap-distance-right:9pt;mso-wrap-distance-bottom:0;mso-position-horizontal:absolute;mso-position-horizontal-relative:text;mso-position-vertical:absolute;mso-position-vertical-relative:text;mso-width-percent:0;mso-width-relative:margin" from="3.25pt,10.75pt" to="75.25pt,10.75pt" o:gfxdata="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" strokecolor="black [3200]" strokeweight="2pt"/>
+            </w:pict>
+          </mc:Fallback>
+        </mc:AlternateContent>
+      </w:r>
+    </w:p>
+    <w:p>
+      <w:pPr>
+        <w:pStyle w:val="Heading1"/>
+        <w:rPr>
+          <w:sz w:val="36"/>
+          <w:szCs w:val="36"/>
+        </w:rPr>
+      </w:pPr>
+      <w:r>
+        <w:rPr>
+          <w:sz w:val="36"/>
+          <w:szCs w:val="36"/>
+        </w:rPr>
         <w:t>Education</w:t>
       </w:r>
     </w:p>
@@ -645,7 +953,7 @@
     </w:p>
     <w:sectPr>
       <w:pgSz w:w="12240" w:h="15840"/>
-      <w:pgMar w:top="1440" w:right="1800" w:bottom="1440" w:left="1800" w:header="720" w:footer="720" w:gutter="0"/>
+      <w:pgMar w:top="720" w:right="720" w:bottom="720" w:left="720" w:header="720" w:footer="720" w:gutter="0"/>
       <w:cols w:space="720"/>
       <w:docGrid w:linePitch="360"/>
     </w:sectPr>
@@ -12675,7 +12983,7 @@
 </file>
 
 <file path=customXml/itemProps1.xml><?xml version="1.0" encoding="utf-8"?>
-<ds:datastoreItem xmlns:ds="http://schemas.openxmlformats.org/officeDocument/2006/customXml" ds:itemID="{A4AE9FE1-FD97-4723-9298-55F592F2A8D7}">
+<ds:datastoreItem xmlns:ds="http://schemas.openxmlformats.org/officeDocument/2006/customXml" ds:itemID="{0B4C9D36-C726-4579-B772-E736BF5D30A1}">
   <ds:schemaRefs>
     <ds:schemaRef ds:uri="http://schemas.openxmlformats.org/officeDocument/2006/bibliography"/>
   </ds:schemaRefs>

--- a/CV_Docx.docx
+++ b/CV_Docx.docx
@@ -103,7 +103,21 @@
           <w:b/>
           <w:bCs/>
         </w:rPr>
-        <w:t>, Egypt</w:t>
+        <w:t xml:space="preserve">, </w:t>
+      </w:r>
+      <w:r>
+        <w:rPr>
+          <w:b/>
+          <w:bCs/>
+        </w:rPr>
+        <w:t>Egypt</w:t>
+      </w:r>
+      <w:r>
+        <w:rPr>
+          <w:b/>
+          <w:bCs/>
+        </w:rPr>
+        <w:t xml:space="preserve"> |</w:t>
       </w:r>
       <w:r>
         <w:rPr>
@@ -117,8 +131,108 @@
           <w:b/>
           <w:bCs/>
         </w:rPr>
-        <w:t>| (+20) 101-861-6456 | ehabelbwab75@gmail.com</w:t>
+        <w:t>(</w:t>
       </w:r>
+      <w:r>
+        <w:rPr>
+          <w:b/>
+          <w:bCs/>
+        </w:rPr>
+        <w:t>+20) 101-861-</w:t>
+      </w:r>
+      <w:r>
+        <w:rPr>
+          <w:b/>
+          <w:bCs/>
+        </w:rPr>
+        <w:t>6456</w:t>
+      </w:r>
+      <w:r>
+        <w:rPr>
+          <w:b/>
+          <w:bCs/>
+        </w:rPr>
+        <w:t xml:space="preserve"> </w:t>
+      </w:r>
+      <w:r>
+        <w:rPr>
+          <w:b/>
+          <w:bCs/>
+        </w:rPr>
+        <w:t>|</w:t>
+      </w:r>
+      <w:r>
+        <w:rPr>
+          <w:b/>
+          <w:bCs/>
+        </w:rPr>
+        <w:t xml:space="preserve"> </w:t>
+      </w:r>
+      <w:r>
+        <w:rPr>
+          <w:b/>
+          <w:bCs/>
+        </w:rPr>
+        <w:t>ehabelbwab75@gmail.com</w:t>
+      </w:r>
+      <w:r>
+        <w:rPr>
+          <w:b/>
+          <w:bCs/>
+        </w:rPr>
+        <w:t xml:space="preserve"> </w:t>
+      </w:r>
+      <w:r>
+        <w:rPr>
+          <w:b/>
+          <w:bCs/>
+        </w:rPr>
+        <w:t>|</w:t>
+      </w:r>
+      <w:r>
+        <w:rPr>
+          <w:b/>
+          <w:bCs/>
+        </w:rPr>
+        <w:t xml:space="preserve"> </w:t>
+      </w:r>
+      <w:hyperlink r:id="rId6" w:history="1">
+        <w:r>
+          <w:rPr>
+            <w:rStyle w:val="Hyperlink"/>
+            <w:b/>
+            <w:bCs/>
+          </w:rPr>
+          <w:t>Li</w:t>
+        </w:r>
+        <w:r>
+          <w:rPr>
+            <w:rStyle w:val="Hyperlink"/>
+            <w:b/>
+            <w:bCs/>
+          </w:rPr>
+          <w:t>n</w:t>
+        </w:r>
+        <w:r>
+          <w:rPr>
+            <w:rStyle w:val="Hyperlink"/>
+            <w:b/>
+            <w:bCs/>
+          </w:rPr>
+          <w:t>kedIn</w:t>
+        </w:r>
+      </w:hyperlink>
+    </w:p>
+    <w:p>
+      <w:pPr>
+        <w:jc w:val="center"/>
+        <w:rPr>
+          <w:b/>
+          <w:bCs/>
+          <w:sz w:val="10"/>
+          <w:szCs w:val="10"/>
+        </w:rPr>
+      </w:pPr>
     </w:p>
     <w:p>
       <w:pPr>
@@ -137,70 +251,64 @@
       </w:r>
     </w:p>
     <w:p>
-      <w:pPr>
-        <w:rPr>
-          <w:sz w:val="21"/>
-          <w:szCs w:val="21"/>
-        </w:rPr>
-      </w:pPr>
       <w:r>
-        <w:rPr>
-          <w:sz w:val="21"/>
-          <w:szCs w:val="21"/>
-        </w:rPr>
         <w:t xml:space="preserve">Game Developer with </w:t>
       </w:r>
       <w:r>
         <w:rPr>
           <w:rStyle w:val="Strong"/>
-          <w:sz w:val="21"/>
-          <w:szCs w:val="21"/>
         </w:rPr>
         <w:t>4+ years of experience</w:t>
       </w:r>
       <w:r>
-        <w:rPr>
-          <w:sz w:val="21"/>
-          <w:szCs w:val="21"/>
-        </w:rPr>
         <w:t xml:space="preserve"> creating engaging games for </w:t>
       </w:r>
       <w:r>
         <w:rPr>
           <w:rStyle w:val="Strong"/>
-          <w:sz w:val="21"/>
-          <w:szCs w:val="21"/>
         </w:rPr>
-        <w:t>Android and iOS.</w:t>
+        <w:t>Android,</w:t>
       </w:r>
       <w:r>
         <w:rPr>
-          <w:sz w:val="21"/>
-          <w:szCs w:val="21"/>
+          <w:rStyle w:val="Strong"/>
         </w:rPr>
+        <w:t xml:space="preserve"> iOS</w:t>
+      </w:r>
+      <w:r>
+        <w:rPr>
+          <w:rStyle w:val="Strong"/>
+        </w:rPr>
+        <w:t xml:space="preserve"> and PC</w:t>
+      </w:r>
+      <w:r>
+        <w:rPr>
+          <w:rStyle w:val="Strong"/>
+        </w:rPr>
+        <w:t>.</w:t>
+      </w:r>
+      <w:r>
         <w:br/>
         <w:t xml:space="preserve">Passionate about building </w:t>
       </w:r>
       <w:r>
         <w:rPr>
           <w:rStyle w:val="Strong"/>
-          <w:sz w:val="21"/>
-          <w:szCs w:val="21"/>
         </w:rPr>
-        <w:t>fun, visually polished, and performance-optimized gaming experiences</w:t>
+        <w:t>fun, visually polished, and performance-optimized gaming ex</w:t>
+      </w:r>
+      <w:bookmarkStart w:id="0" w:name="_GoBack"/>
+      <w:bookmarkEnd w:id="0"/>
+      <w:r>
+        <w:rPr>
+          <w:rStyle w:val="Strong"/>
+        </w:rPr>
+        <w:t>periences</w:t>
       </w:r>
       <w:r>
-        <w:rPr>
-          <w:sz w:val="21"/>
-          <w:szCs w:val="21"/>
-        </w:rPr>
         <w:t xml:space="preserve"> through collaboration and continuous learning.</w:t>
       </w:r>
       <w:r>
-        <w:rPr>
-          <w:sz w:val="21"/>
-          <w:szCs w:val="21"/>
-        </w:rPr>
         <w:br/>
       </w:r>
       <w:r>
@@ -229,83 +337,8 @@
     </w:p>
     <w:p>
       <w:pPr>
-        <w:rPr>
-          <w:sz w:val="21"/>
-          <w:szCs w:val="21"/>
-        </w:rPr>
-      </w:pPr>
-      <w:r>
-        <w:rPr>
-          <w:rFonts w:asciiTheme="majorBidi" w:hAnsiTheme="majorBidi" w:cstheme="majorBidi"/>
-          <w:noProof/>
-          <w:sz w:val="21"/>
-          <w:szCs w:val="21"/>
-        </w:rPr>
-        <mc:AlternateContent>
-          <mc:Choice Requires="wps">
-            <w:drawing>
-              <wp:anchor distT="0" distB="0" distL="114300" distR="114300" simplePos="0" relativeHeight="251662848" behindDoc="0" locked="0" layoutInCell="1" allowOverlap="1" wp14:anchorId="70766D76" wp14:editId="0A522A67">
-                <wp:simplePos x="0" y="0"/>
-                <wp:positionH relativeFrom="column">
-                  <wp:posOffset>41189</wp:posOffset>
-                </wp:positionH>
-                <wp:positionV relativeFrom="paragraph">
-                  <wp:posOffset>136319</wp:posOffset>
-                </wp:positionV>
-                <wp:extent cx="914400" cy="0"/>
-                <wp:effectExtent l="0" t="0" r="19050" b="19050"/>
-                <wp:wrapNone/>
-                <wp:docPr id="9" name="Straight Connector 9"/>
-                <wp:cNvGraphicFramePr/>
-                <a:graphic xmlns:a="http://schemas.openxmlformats.org/drawingml/2006/main">
-                  <a:graphicData uri="http://schemas.microsoft.com/office/word/2010/wordprocessingShape">
-                    <wps:wsp>
-                      <wps:cNvCnPr/>
-                      <wps:spPr>
-                        <a:xfrm>
-                          <a:off x="0" y="0"/>
-                          <a:ext cx="914400" cy="0"/>
-                        </a:xfrm>
-                        <a:prstGeom prst="line">
-                          <a:avLst/>
-                        </a:prstGeom>
-                        <a:effectLst/>
-                      </wps:spPr>
-                      <wps:style>
-                        <a:lnRef idx="2">
-                          <a:schemeClr val="dk1"/>
-                        </a:lnRef>
-                        <a:fillRef idx="0">
-                          <a:schemeClr val="dk1"/>
-                        </a:fillRef>
-                        <a:effectRef idx="1">
-                          <a:schemeClr val="dk1"/>
-                        </a:effectRef>
-                        <a:fontRef idx="minor">
-                          <a:schemeClr val="tx1"/>
-                        </a:fontRef>
-                      </wps:style>
-                      <wps:bodyPr/>
-                    </wps:wsp>
-                  </a:graphicData>
-                </a:graphic>
-                <wp14:sizeRelH relativeFrom="margin">
-                  <wp14:pctWidth>0</wp14:pctWidth>
-                </wp14:sizeRelH>
-              </wp:anchor>
-            </w:drawing>
-          </mc:Choice>
-          <mc:Fallback>
-            <w:pict>
-              <v:line w14:anchorId="774BBA1F" id="Straight Connector 9" o:spid="_x0000_s1026" style="position:absolute;z-index:251662848;visibility:visible;mso-wrap-style:square;mso-width-percent:0;mso-wrap-distance-left:9pt;mso-wrap-distance-top:0;mso-wrap-distance-right:9pt;mso-wrap-distance-bottom:0;mso-position-horizontal:absolute;mso-position-horizontal-relative:text;mso-position-vertical:absolute;mso-position-vertical-relative:text;mso-width-percent:0;mso-width-relative:margin" from="3.25pt,10.75pt" to="75.25pt,10.75pt" o:gfxdata="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" strokecolor="black [3200]" strokeweight="2pt"/>
-            </w:pict>
-          </mc:Fallback>
-        </mc:AlternateContent>
-      </w:r>
-    </w:p>
-    <w:p>
-      <w:pPr>
         <w:pStyle w:val="Heading1"/>
+        <w:ind w:left="720" w:hanging="720"/>
         <w:rPr>
           <w:sz w:val="36"/>
           <w:szCs w:val="36"/>
@@ -320,126 +353,20 @@
       </w:r>
     </w:p>
     <w:p>
-      <w:pPr>
-        <w:rPr>
-          <w:sz w:val="21"/>
-          <w:szCs w:val="21"/>
-        </w:rPr>
-      </w:pPr>
       <w:r>
-        <w:rPr>
-          <w:rFonts w:ascii="Arial" w:hAnsi="Arial" w:cs="Arial"/>
-          <w:noProof/>
-          <w:sz w:val="21"/>
-          <w:szCs w:val="21"/>
-        </w:rPr>
-        <mc:AlternateContent>
-          <mc:Choice Requires="wps">
-            <w:drawing>
-              <wp:anchor distT="0" distB="0" distL="114300" distR="114300" simplePos="0" relativeHeight="251656704" behindDoc="0" locked="0" layoutInCell="1" allowOverlap="1">
-                <wp:simplePos x="0" y="0"/>
-                <wp:positionH relativeFrom="column">
-                  <wp:posOffset>45085</wp:posOffset>
-                </wp:positionH>
-                <wp:positionV relativeFrom="paragraph">
-                  <wp:posOffset>429895</wp:posOffset>
-                </wp:positionV>
-                <wp:extent cx="914400" cy="0"/>
-                <wp:effectExtent l="0" t="0" r="19050" b="19050"/>
-                <wp:wrapNone/>
-                <wp:docPr id="5" name="Straight Connector 5"/>
-                <wp:cNvGraphicFramePr/>
-                <a:graphic xmlns:a="http://schemas.openxmlformats.org/drawingml/2006/main">
-                  <a:graphicData uri="http://schemas.microsoft.com/office/word/2010/wordprocessingShape">
-                    <wps:wsp>
-                      <wps:cNvCnPr/>
-                      <wps:spPr>
-                        <a:xfrm>
-                          <a:off x="0" y="0"/>
-                          <a:ext cx="914400" cy="0"/>
-                        </a:xfrm>
-                        <a:prstGeom prst="line">
-                          <a:avLst/>
-                        </a:prstGeom>
-                        <a:ln>
-                          <a:solidFill>
-                            <a:schemeClr val="tx1"/>
-                          </a:solidFill>
-                        </a:ln>
-                        <a:effectLst/>
-                      </wps:spPr>
-                      <wps:style>
-                        <a:lnRef idx="2">
-                          <a:schemeClr val="dk1"/>
-                        </a:lnRef>
-                        <a:fillRef idx="0">
-                          <a:schemeClr val="dk1"/>
-                        </a:fillRef>
-                        <a:effectRef idx="1">
-                          <a:schemeClr val="dk1"/>
-                        </a:effectRef>
-                        <a:fontRef idx="minor">
-                          <a:schemeClr val="tx1"/>
-                        </a:fontRef>
-                      </wps:style>
-                      <wps:bodyPr/>
-                    </wps:wsp>
-                  </a:graphicData>
-                </a:graphic>
-                <wp14:sizeRelH relativeFrom="margin">
-                  <wp14:pctWidth>0</wp14:pctWidth>
-                </wp14:sizeRelH>
-              </wp:anchor>
-            </w:drawing>
-          </mc:Choice>
-          <mc:Fallback>
-            <w:pict>
-              <v:line w14:anchorId="6C30EE38" id="Straight Connector 5" o:spid="_x0000_s1026" style="position:absolute;z-index:251656704;visibility:visible;mso-wrap-style:square;mso-width-percent:0;mso-wrap-distance-left:9pt;mso-wrap-distance-top:0;mso-wrap-distance-right:9pt;mso-wrap-distance-bottom:0;mso-position-horizontal:absolute;mso-position-horizontal-relative:text;mso-position-vertical:absolute;mso-position-vertical-relative:text;mso-width-percent:0;mso-width-relative:margin" from="3.55pt,33.85pt" to="75.55pt,33.85pt" o:gfxdata="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" strokecolor="black [3213]" strokeweight="2pt"/>
-            </w:pict>
-          </mc:Fallback>
-        </mc:AlternateContent>
-      </w:r>
-      <w:r>
-        <w:rPr>
-          <w:sz w:val="21"/>
-          <w:szCs w:val="21"/>
-        </w:rPr>
         <w:t xml:space="preserve">Unity | C# </w:t>
       </w:r>
       <w:r>
-        <w:rPr>
-          <w:sz w:val="21"/>
-          <w:szCs w:val="21"/>
-        </w:rPr>
         <w:t xml:space="preserve">| 3D Modeling | 2D </w:t>
       </w:r>
       <w:r>
-        <w:rPr>
-          <w:sz w:val="21"/>
-          <w:szCs w:val="21"/>
-        </w:rPr>
         <w:t>design</w:t>
       </w:r>
       <w:r>
-        <w:rPr>
-          <w:sz w:val="21"/>
-          <w:szCs w:val="21"/>
-        </w:rPr>
         <w:t xml:space="preserve"> | VFX | SFX </w:t>
       </w:r>
       <w:r>
-        <w:rPr>
-          <w:sz w:val="21"/>
-          <w:szCs w:val="21"/>
-        </w:rPr>
         <w:t>| Problem Solving</w:t>
-      </w:r>
-      <w:r>
-        <w:rPr>
-          <w:sz w:val="21"/>
-          <w:szCs w:val="21"/>
-        </w:rPr>
-        <w:br/>
       </w:r>
     </w:p>
     <w:p>
@@ -457,22 +384,16 @@
         </w:rPr>
         <w:t>Experience</w:t>
       </w:r>
-      <w:bookmarkStart w:id="0" w:name="_GoBack"/>
-      <w:bookmarkEnd w:id="0"/>
     </w:p>
     <w:p>
       <w:pPr>
         <w:rPr>
           <w:i/>
-          <w:sz w:val="21"/>
-          <w:szCs w:val="21"/>
         </w:rPr>
       </w:pPr>
       <w:r>
         <w:rPr>
           <w:b/>
-          <w:sz w:val="21"/>
-          <w:szCs w:val="21"/>
         </w:rPr>
         <w:t xml:space="preserve">Game Developer – </w:t>
       </w:r>
@@ -480,8 +401,6 @@
       <w:r>
         <w:rPr>
           <w:b/>
-          <w:sz w:val="21"/>
-          <w:szCs w:val="21"/>
         </w:rPr>
         <w:t>Sneet</w:t>
       </w:r>
@@ -489,48 +408,36 @@
       <w:r>
         <w:rPr>
           <w:b/>
-          <w:sz w:val="21"/>
-          <w:szCs w:val="21"/>
         </w:rPr>
         <w:t xml:space="preserve"> Games</w:t>
       </w:r>
       <w:r>
         <w:rPr>
           <w:i/>
-          <w:sz w:val="21"/>
-          <w:szCs w:val="21"/>
         </w:rPr>
         <w:t xml:space="preserve"> | </w:t>
       </w:r>
       <w:r>
         <w:rPr>
           <w:i/>
-          <w:sz w:val="21"/>
-          <w:szCs w:val="21"/>
         </w:rPr>
         <w:t>Feb</w:t>
       </w:r>
       <w:r>
         <w:rPr>
           <w:i/>
-          <w:sz w:val="21"/>
-          <w:szCs w:val="21"/>
         </w:rPr>
         <w:t xml:space="preserve"> 202</w:t>
       </w:r>
       <w:r>
         <w:rPr>
           <w:i/>
-          <w:sz w:val="21"/>
-          <w:szCs w:val="21"/>
         </w:rPr>
         <w:t>4</w:t>
       </w:r>
       <w:r>
         <w:rPr>
           <w:i/>
-          <w:sz w:val="21"/>
-          <w:szCs w:val="21"/>
         </w:rPr>
         <w:t xml:space="preserve"> – Present</w:t>
       </w:r>
@@ -544,38 +451,20 @@
         </w:numPr>
         <w:rPr>
           <w:iCs/>
-          <w:sz w:val="21"/>
-          <w:szCs w:val="21"/>
         </w:rPr>
       </w:pPr>
       <w:r>
-        <w:rPr>
-          <w:sz w:val="21"/>
-          <w:szCs w:val="21"/>
-        </w:rPr>
         <w:t xml:space="preserve">Continuing independent development under the </w:t>
       </w:r>
       <w:proofErr w:type="spellStart"/>
       <w:r>
-        <w:rPr>
-          <w:sz w:val="21"/>
-          <w:szCs w:val="21"/>
-        </w:rPr>
         <w:t>Sneet</w:t>
       </w:r>
       <w:proofErr w:type="spellEnd"/>
       <w:r>
-        <w:rPr>
-          <w:sz w:val="21"/>
-          <w:szCs w:val="21"/>
-        </w:rPr>
         <w:t xml:space="preserve"> Games name, focusing on designing and developing better games wi</w:t>
       </w:r>
       <w:r>
-        <w:rPr>
-          <w:sz w:val="21"/>
-          <w:szCs w:val="21"/>
-        </w:rPr>
         <w:t>th enhanced player experiences.</w:t>
       </w:r>
     </w:p>
@@ -583,23 +472,17 @@
       <w:pPr>
         <w:rPr>
           <w:i/>
-          <w:sz w:val="21"/>
-          <w:szCs w:val="21"/>
         </w:rPr>
       </w:pPr>
       <w:r>
         <w:rPr>
           <w:b/>
-          <w:sz w:val="21"/>
-          <w:szCs w:val="21"/>
         </w:rPr>
         <w:t>Game Developer – Squid Gun Studio (Remote)</w:t>
       </w:r>
       <w:r>
         <w:rPr>
           <w:i/>
-          <w:sz w:val="21"/>
-          <w:szCs w:val="21"/>
         </w:rPr>
         <w:t xml:space="preserve"> | </w:t>
       </w:r>
@@ -616,48 +499,36 @@
       <w:r>
         <w:rPr>
           <w:i/>
-          <w:sz w:val="21"/>
-          <w:szCs w:val="21"/>
         </w:rPr>
         <w:t>202</w:t>
       </w:r>
       <w:r>
         <w:rPr>
           <w:i/>
-          <w:sz w:val="21"/>
-          <w:szCs w:val="21"/>
         </w:rPr>
         <w:t>2</w:t>
       </w:r>
       <w:r>
         <w:rPr>
           <w:i/>
-          <w:sz w:val="21"/>
-          <w:szCs w:val="21"/>
         </w:rPr>
         <w:t xml:space="preserve"> – </w:t>
       </w:r>
       <w:r>
         <w:rPr>
           <w:i/>
-          <w:sz w:val="21"/>
-          <w:szCs w:val="21"/>
         </w:rPr>
         <w:t>Jan</w:t>
       </w:r>
       <w:r>
         <w:rPr>
           <w:i/>
-          <w:sz w:val="21"/>
-          <w:szCs w:val="21"/>
         </w:rPr>
         <w:t xml:space="preserve"> 202</w:t>
       </w:r>
       <w:r>
         <w:rPr>
           <w:i/>
-          <w:sz w:val="21"/>
-          <w:szCs w:val="21"/>
         </w:rPr>
         <w:t>4</w:t>
       </w:r>
@@ -671,15 +542,9 @@
         </w:numPr>
         <w:rPr>
           <w:iCs/>
-          <w:sz w:val="21"/>
-          <w:szCs w:val="21"/>
         </w:rPr>
       </w:pPr>
       <w:r>
-        <w:rPr>
-          <w:sz w:val="21"/>
-          <w:szCs w:val="21"/>
-        </w:rPr>
         <w:t>Worked remotely as part of a collaborative team to design new game ideas and mechanics. Contributed to gameplay design, code optimization, and overall visual polish to enhance game quality.</w:t>
       </w:r>
     </w:p>
@@ -687,23 +552,17 @@
       <w:pPr>
         <w:rPr>
           <w:i/>
-          <w:sz w:val="21"/>
-          <w:szCs w:val="21"/>
         </w:rPr>
       </w:pPr>
       <w:r>
         <w:rPr>
           <w:b/>
-          <w:sz w:val="21"/>
-          <w:szCs w:val="21"/>
         </w:rPr>
         <w:t>Game Developer – Game 4 Life (Remote)</w:t>
       </w:r>
       <w:r>
         <w:rPr>
           <w:i/>
-          <w:sz w:val="21"/>
-          <w:szCs w:val="21"/>
         </w:rPr>
         <w:t xml:space="preserve"> | </w:t>
       </w:r>
@@ -720,8 +579,6 @@
       <w:r>
         <w:rPr>
           <w:i/>
-          <w:sz w:val="21"/>
-          <w:szCs w:val="21"/>
         </w:rPr>
         <w:t>2020 – Mar 2021</w:t>
       </w:r>
@@ -735,15 +592,9 @@
         </w:numPr>
         <w:rPr>
           <w:iCs/>
-          <w:sz w:val="21"/>
-          <w:szCs w:val="21"/>
         </w:rPr>
       </w:pPr>
       <w:r>
-        <w:rPr>
-          <w:sz w:val="21"/>
-          <w:szCs w:val="21"/>
-        </w:rPr>
         <w:t>Gained valuable remote experience collaborating with a team to develop optimized, high -quality games with creative gameplay solutions.</w:t>
       </w:r>
     </w:p>
@@ -751,15 +602,11 @@
       <w:pPr>
         <w:rPr>
           <w:i/>
-          <w:sz w:val="21"/>
-          <w:szCs w:val="21"/>
         </w:rPr>
       </w:pPr>
       <w:r>
         <w:rPr>
           <w:b/>
-          <w:sz w:val="21"/>
-          <w:szCs w:val="21"/>
         </w:rPr>
         <w:t xml:space="preserve">Game Developer – </w:t>
       </w:r>
@@ -767,8 +614,6 @@
       <w:r>
         <w:rPr>
           <w:b/>
-          <w:sz w:val="21"/>
-          <w:szCs w:val="21"/>
         </w:rPr>
         <w:t>EtE</w:t>
       </w:r>
@@ -776,16 +621,12 @@
       <w:r>
         <w:rPr>
           <w:b/>
-          <w:sz w:val="21"/>
-          <w:szCs w:val="21"/>
         </w:rPr>
         <w:t xml:space="preserve"> Studio</w:t>
       </w:r>
       <w:r>
         <w:rPr>
           <w:i/>
-          <w:sz w:val="21"/>
-          <w:szCs w:val="21"/>
         </w:rPr>
         <w:t xml:space="preserve"> | Apr 2019 – May 2020</w:t>
       </w:r>
@@ -799,108 +640,18 @@
         </w:numPr>
         <w:rPr>
           <w:iCs/>
-          <w:sz w:val="21"/>
-          <w:szCs w:val="21"/>
         </w:rPr>
       </w:pPr>
       <w:r>
-        <w:rPr>
-          <w:sz w:val="21"/>
-          <w:szCs w:val="21"/>
-        </w:rPr>
         <w:t xml:space="preserve">Founded </w:t>
       </w:r>
       <w:proofErr w:type="spellStart"/>
       <w:r>
-        <w:rPr>
-          <w:sz w:val="21"/>
-          <w:szCs w:val="21"/>
-        </w:rPr>
         <w:t>EtE</w:t>
       </w:r>
       <w:proofErr w:type="spellEnd"/>
       <w:r>
-        <w:rPr>
-          <w:sz w:val="21"/>
-          <w:szCs w:val="21"/>
-        </w:rPr>
         <w:t xml:space="preserve"> Studio, developing small-scale games, exploring advanced game logic, and programming techniques.</w:t>
-      </w:r>
-    </w:p>
-    <w:p>
-      <w:pPr>
-        <w:rPr>
-          <w:iCs/>
-          <w:sz w:val="21"/>
-          <w:szCs w:val="21"/>
-        </w:rPr>
-      </w:pPr>
-      <w:r>
-        <w:rPr>
-          <w:noProof/>
-          <w:sz w:val="21"/>
-          <w:szCs w:val="21"/>
-        </w:rPr>
-        <mc:AlternateContent>
-          <mc:Choice Requires="wps">
-            <w:drawing>
-              <wp:anchor distT="0" distB="0" distL="114300" distR="114300" simplePos="0" relativeHeight="251654656" behindDoc="0" locked="0" layoutInCell="1" allowOverlap="1" wp14:anchorId="235D2EC0" wp14:editId="48D73359">
-                <wp:simplePos x="0" y="0"/>
-                <wp:positionH relativeFrom="column">
-                  <wp:posOffset>41189</wp:posOffset>
-                </wp:positionH>
-                <wp:positionV relativeFrom="paragraph">
-                  <wp:posOffset>136319</wp:posOffset>
-                </wp:positionV>
-                <wp:extent cx="914400" cy="0"/>
-                <wp:effectExtent l="0" t="0" r="19050" b="19050"/>
-                <wp:wrapNone/>
-                <wp:docPr id="8" name="Straight Connector 8"/>
-                <wp:cNvGraphicFramePr/>
-                <a:graphic xmlns:a="http://schemas.openxmlformats.org/drawingml/2006/main">
-                  <a:graphicData uri="http://schemas.microsoft.com/office/word/2010/wordprocessingShape">
-                    <wps:wsp>
-                      <wps:cNvCnPr/>
-                      <wps:spPr>
-                        <a:xfrm>
-                          <a:off x="0" y="0"/>
-                          <a:ext cx="914400" cy="0"/>
-                        </a:xfrm>
-                        <a:prstGeom prst="line">
-                          <a:avLst/>
-                        </a:prstGeom>
-                        <a:effectLst/>
-                      </wps:spPr>
-                      <wps:style>
-                        <a:lnRef idx="2">
-                          <a:schemeClr val="dk1"/>
-                        </a:lnRef>
-                        <a:fillRef idx="0">
-                          <a:schemeClr val="dk1"/>
-                        </a:fillRef>
-                        <a:effectRef idx="1">
-                          <a:schemeClr val="dk1"/>
-                        </a:effectRef>
-                        <a:fontRef idx="minor">
-                          <a:schemeClr val="tx1"/>
-                        </a:fontRef>
-                      </wps:style>
-                      <wps:bodyPr/>
-                    </wps:wsp>
-                  </a:graphicData>
-                </a:graphic>
-                <wp14:sizeRelH relativeFrom="margin">
-                  <wp14:pctWidth>0</wp14:pctWidth>
-                </wp14:sizeRelH>
-              </wp:anchor>
-            </w:drawing>
-          </mc:Choice>
-          <mc:Fallback>
-            <w:pict>
-              <v:line w14:anchorId="3D338531" id="Straight Connector 8" o:spid="_x0000_s1026" style="position:absolute;z-index:251654656;visibility:visible;mso-wrap-style:square;mso-width-percent:0;mso-wrap-distance-left:9pt;mso-wrap-distance-top:0;mso-wrap-distance-right:9pt;mso-wrap-distance-bottom:0;mso-position-horizontal:absolute;mso-position-horizontal-relative:text;mso-position-vertical:absolute;mso-position-vertical-relative:text;mso-width-percent:0;mso-width-relative:margin" from="3.25pt,10.75pt" to="75.25pt,10.75pt" o:gfxdata="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" strokecolor="black [3200]" strokeweight="2pt"/>
-            </w:pict>
-          </mc:Fallback>
-        </mc:AlternateContent>
       </w:r>
     </w:p>
     <w:p>
@@ -920,24 +671,10 @@
       </w:r>
     </w:p>
     <w:p>
-      <w:pPr>
-        <w:rPr>
-          <w:sz w:val="21"/>
-          <w:szCs w:val="21"/>
-        </w:rPr>
-      </w:pPr>
       <w:r>
-        <w:rPr>
-          <w:sz w:val="21"/>
-          <w:szCs w:val="21"/>
-        </w:rPr>
         <w:t>Bachelor of Computers and Information</w:t>
       </w:r>
       <w:r>
-        <w:rPr>
-          <w:sz w:val="21"/>
-          <w:szCs w:val="21"/>
-        </w:rPr>
         <w:br/>
         <w:t xml:space="preserve">Tanta University, Egypt </w:t>
       </w:r>
@@ -945,8 +682,6 @@
         <w:rPr>
           <w:i/>
           <w:iCs/>
-          <w:sz w:val="21"/>
-          <w:szCs w:val="21"/>
         </w:rPr>
         <w:t>| Aug 2019 – Jul 2023</w:t>
       </w:r>
@@ -12655,6 +12390,29 @@
       </w:tcPr>
     </w:tblStylePr>
   </w:style>
+  <w:style w:type="character" w:styleId="Hyperlink">
+    <w:name w:val="Hyperlink"/>
+    <w:basedOn w:val="DefaultParagraphFont"/>
+    <w:uiPriority w:val="99"/>
+    <w:unhideWhenUsed/>
+    <w:rsid w:val="00596EB9"/>
+    <w:rPr>
+      <w:color w:val="0000FF" w:themeColor="hyperlink"/>
+      <w:u w:val="single"/>
+    </w:rPr>
+  </w:style>
+  <w:style w:type="character" w:styleId="FollowedHyperlink">
+    <w:name w:val="FollowedHyperlink"/>
+    <w:basedOn w:val="DefaultParagraphFont"/>
+    <w:uiPriority w:val="99"/>
+    <w:semiHidden/>
+    <w:unhideWhenUsed/>
+    <w:rsid w:val="005F7BCD"/>
+    <w:rPr>
+      <w:color w:val="800080" w:themeColor="followedHyperlink"/>
+      <w:u w:val="single"/>
+    </w:rPr>
+  </w:style>
 </w:styles>
 </file>
 
@@ -12983,7 +12741,7 @@
 </file>
 
 <file path=customXml/itemProps1.xml><?xml version="1.0" encoding="utf-8"?>
-<ds:datastoreItem xmlns:ds="http://schemas.openxmlformats.org/officeDocument/2006/customXml" ds:itemID="{0B4C9D36-C726-4579-B772-E736BF5D30A1}">
+<ds:datastoreItem xmlns:ds="http://schemas.openxmlformats.org/officeDocument/2006/customXml" ds:itemID="{A61A7DA2-3C6E-4FA7-8DDD-FF2B29B4232B}">
   <ds:schemaRefs>
     <ds:schemaRef ds:uri="http://schemas.openxmlformats.org/officeDocument/2006/bibliography"/>
   </ds:schemaRefs>
